--- a/tai-lieu-noi-bo/moscow/vdnkh.docx
+++ b/tai-lieu-noi-bo/moscow/vdnkh.docx
@@ -88,6 +88,30 @@
       </w:pPr>
       <w:r>
         <w:t>Mở cửa 1/8/1939, đóng cửa suốt Thế chiến, đổi tên thành VDNKh năm 1959, phục hồi tên gọi năm 2014 và hồi sinh mạnh mẽ từ 2018.</w:t>
+      </w:r>
+    </w:p>
+    <w:p>
+      <w:pPr>
+        <w:pStyle w:val="ListBullet"/>
+      </w:pPr>
+      <w:r>
+        <w:t>Tượng 'Công nhân và Nữ nông trang' của Vera Mukhina (ý tưởng KTS Boris Iofan): thép không gỉ, cao 24,5 m, làm cho Hội chợ Paris 1937; từ 1947 thành logo hãng phim Mosfilm; trở lại VDNKh năm 2009.</w:t>
+      </w:r>
+    </w:p>
+    <w:p>
+      <w:pPr>
+        <w:pStyle w:val="ListBullet"/>
+      </w:pPr>
+      <w:r>
+        <w:t>Đài 'Tình hữu nghị các dân tộc' (1954): 16 tượng thiếu nữ đồng phủ vàng (mỗi tượng ~4 m) cho 16 nước cộng hoà, quanh bó lúa vàng cao 7,5 m — giữ nguyên 16 dù từ 1956 chỉ còn 15 nước.</w:t>
+      </w:r>
+    </w:p>
+    <w:p>
+      <w:pPr>
+        <w:pStyle w:val="ListBullet"/>
+      </w:pPr>
+      <w:r>
+        <w:t>Đài 'Bông hoa đá' (KTS Topuridze, 1954): đài phun nước đèn màu – nhạc đầu tiên của Liên Xô, lấy cảm hứng từ truyện cổ Ural của Pavel Bazhov, ốp khảm smalt rực rỡ.</w:t>
       </w:r>
     </w:p>
     <w:p>
@@ -608,6 +632,272 @@
         <w:rPr>
           <w:color w:val="152C4E"/>
         </w:rPr>
+        <w:t>Cẩm nang từng công trình — Cổng Khải hoàn &amp; Pavilion Trung tâm số 1</w:t>
+      </w:r>
+    </w:p>
+    <w:p>
+      <w:pPr>
+        <w:jc w:val="both"/>
+      </w:pPr>
+      <w:r>
+        <w:t>Hành trình VDNKh (ВДНХ) nên bắt đầu ngay ở Cổng chính — một cổng khải hoàn đồ sộ dựng năm 1954, trên đỉnh là cụm tượng mạ vàng người lái máy kéo và nữ nông trang cùng nâng cao một bó lúa. Đây là 'lời chào' đầu tiên tóm gọn tinh thần của cả khu: tôn vinh lao động và nông nghiệp. Bước qua cổng, một đại lộ rộng dẫn thẳng tới trái tim của quần thể, hai bên là những pavilion (nhà triển lãm) trắng vàng nối nhau như một 'thành phố lý tưởng'.</w:t>
+      </w:r>
+    </w:p>
+    <w:p>
+      <w:pPr>
+        <w:jc w:val="both"/>
+      </w:pPr>
+      <w:r>
+        <w:t>Bối cảnh để khách hiểu quy mô: VDNKh mở cửa lần đầu ngày 1/8/1939 với tên 'Triển lãm Nông nghiệp Toàn Liên bang' (ВСХВ), được xây lại sau chiến tranh và mở lại năm 1954, đổi tên thành 'Triển lãm Thành tựu Kinh tế Quốc dân' (ВДНХ) năm 1959. Khu rộng tới 2.375.000 m² — lớn hơn cả công quốc Monaco — với khoảng 400 công trình. Nói với khách rằng đây không phải một 'công viên' mà là cả một thành phố triển lãm, để họ chuẩn bị tâm thế đi bộ nhiều.</w:t>
+      </w:r>
+    </w:p>
+    <w:p>
+      <w:pPr>
+        <w:jc w:val="both"/>
+      </w:pPr>
+      <w:r>
+        <w:t>Cuối đại lộ chính là Pavilion Trung tâm số 1 (Центральный павильон, 1954), toà nhà bề thế với tháp nhọn cao vút, trên đỉnh gắn ngôi sao mạ vàng — hình ảnh biểu tượng thường thấy trên mọi bưu thiếp về VDNKh. Bên trong từng là nơi trưng bày thành tựu của các nước cộng hoà; ngày nay pavilion được dùng cho các triển lãm và không gian trưng bày lịch sử chính khu VDNKh.</w:t>
+      </w:r>
+    </w:p>
+    <w:p>
+      <w:pPr>
+        <w:jc w:val="both"/>
+      </w:pPr>
+      <w:r>
+        <w:t>Cách kể cho khách Việt: dùng cổng và pavilion trung tâm để 'định khung' cả buổi tham quan. Đứng dưới cổng khải hoàn, hãy nói: 'Chúng ta sắp bước vào một giấc mơ Xô-viết được xây bằng bê tông và vàng lá'. Chỉ lên cụm tượng bó lúa và ngôi sao trên tháp để khách thấy hai từ khoá xuyên suốt: nông nghiệp và lý tưởng. Nhắc khách rằng mọi thứ ở đây đều 'phóng đại' có chủ đích để gây choáng ngợp — đó chính là ngôn ngữ tuyên truyền bằng kiến trúc.</w:t>
+      </w:r>
+    </w:p>
+    <w:p>
+      <w:pPr>
+        <w:jc w:val="both"/>
+      </w:pPr>
+      <w:r>
+        <w:t>Mẹo thực hành: vì khu quá rộng, ngay từ cổng nên cân nhắc thuê xe đạp, xe điện chở khách hoặc xe scooter nếu đoàn có người lớn tuổi; thống nhất trước các điểm dừng chính để không bị 'lạc' trong 400 toà nhà.</w:t>
+      </w:r>
+    </w:p>
+    <w:p>
+      <w:pPr>
+        <w:pStyle w:val="Heading1"/>
+      </w:pPr>
+      <w:r>
+        <w:rPr>
+          <w:color w:val="152C4E"/>
+        </w:rPr>
+        <w:t>Tượng 'Công nhân và Nữ nông trang' của Vera Mukhina</w:t>
+      </w:r>
+    </w:p>
+    <w:p>
+      <w:pPr>
+        <w:jc w:val="both"/>
+      </w:pPr>
+      <w:r>
+        <w:t>Ở khu cổng phía bắc VDNKh sừng sững một trong những tác phẩm điêu khắc nổi tiếng nhất nước Nga: 'Công nhân và Nữ nông trang' (Рабочий и колхозница) của nữ điêu khắc gia Vera Mukhina (Вера Мухина), dựa trên ý tưởng bố cục của kiến trúc sư Boris Iofan. Hai nhân vật — một công nhân nam và một nữ nông trang — sải bước về phía trước, cùng vươn cao chiếc búa và chiếc liềm bắt chéo trên đầu, biểu tượng kinh điển của liên minh công – nông.</w:t>
+      </w:r>
+    </w:p>
+    <w:p>
+      <w:pPr>
+        <w:jc w:val="both"/>
+      </w:pPr>
+      <w:r>
+        <w:t>Những con số đáng nhớ để kể: bức tượng làm bằng thép không gỉ, cao 24,5 m (đứng trên bệ pavilion mới thì tổng chiều cao lên tới khoảng 60 m). Tác phẩm được tạo ra cho gian trưng bày Liên Xô tại Hội chợ Thế giới Paris năm 1937, nơi nó đứng đối diện đầy kịch tính với gian trưng bày của Đức Quốc xã. Mukhina được trao một trong những Giải thưởng Stalin đầu tiên (năm 1941) cho tác phẩm này. Từ năm 1947, hình bức tượng trở thành logo của hãng phim Mosfilm — nên rất nhiều khách Việt đã 'gặp' nó vô số lần ở đầu các bộ phim Liên Xô mà không biết.</w:t>
+      </w:r>
+    </w:p>
+    <w:p>
+      <w:pPr>
+        <w:jc w:val="both"/>
+      </w:pPr>
+      <w:r>
+        <w:t>Bức tượng từng được tháo dỡ năm 2003 để trùng tu và trở lại năm 2009, đặt trên một bệ – pavilion mới cao hơn (bên trong bệ nay là một bảo tàng nhỏ về chính tác phẩm). Cách kể 'chạm' nhất cho khách Việt chính là chi tiết Mosfilm: hãy hỏi 'Có ai còn nhớ hình gì hiện lên ở đầu các bộ phim Liên Xô ngày xưa không?' rồi chỉ lên bức tượng — khoảnh khắc 'à, thì ra là đây' luôn khiến khách thích thú.</w:t>
+      </w:r>
+    </w:p>
+    <w:p>
+      <w:pPr>
+        <w:jc w:val="both"/>
+      </w:pPr>
+      <w:r>
+        <w:t>Mẹo thực hành: tượng nằm ở phía cổng bắc (gần đại lộ Prospekt Mira), hơi tách khỏi trục fountain trung tâm, nên tính đường đi cho hợp lý — có thể xem đầu tiên khi vừa tới hoặc để dành làm điểm kết. Muốn lấy trọn cả hai nhân vật và thế 'sải bước', đứng chếch phía trước và hạ máy thấp để tượng vươn lên nền trời.</w:t>
+      </w:r>
+    </w:p>
+    <w:p>
+      <w:pPr>
+        <w:pStyle w:val="Heading1"/>
+      </w:pPr>
+      <w:r>
+        <w:rPr>
+          <w:color w:val="152C4E"/>
+        </w:rPr>
+        <w:t>Đài phun nước 'Tình hữu nghị các dân tộc' (Druzhba narodov)</w:t>
+      </w:r>
+    </w:p>
+    <w:p>
+      <w:pPr>
+        <w:jc w:val="both"/>
+      </w:pPr>
+      <w:r>
+        <w:t>Ngay quảng trường trung tâm là đài phun nước lộng lẫy nhất VDNKh: 'Tình hữu nghị các dân tộc' (Фонтан «Дружба народов»), hoàn thành năm 1954. Vây quanh một bồn nước lớn là 16 pho tượng thiếu nữ bằng đồng phủ vàng lá, mỗi pho cao khoảng 4 m, tượng trưng cho 16 nước cộng hoà Xô-viết thời bấy giờ — mỗi cô gái mặc trang phục và mang nét dân tộc riêng. Ở chính giữa là một bó lúa vàng khổng lồ cao 7,5 m, biểu tượng cho sự trù phú của nền nông nghiệp toàn liên bang.</w:t>
+      </w:r>
+    </w:p>
+    <w:p>
+      <w:pPr>
+        <w:jc w:val="both"/>
+      </w:pPr>
+      <w:r>
+        <w:t>Chi tiết 'đắt' để kể: 16 pho tượng được xếp theo đúng thứ tự các dải ruy-băng ghi tên các nước cộng hoà trên quốc huy Liên Xô, với nước Nga dẫn đầu. Có một câu đố lịch sử thú vị: vì sao lại 16 mà không phải 15? Bởi khi đài hoàn thành năm 1954, Liên Xô có 16 nước cộng hoà (kể cả nước Cộng hoà Karelo-Finn); đến năm 1956 nước này sáp nhập vào Nga, chỉ còn 15, nhưng đài phun nước vẫn giữ nguyên 16 pho tượng cho đến nay. Vì thế, đài là một 'ảnh chụp' đông cứng của bản đồ chính trị Liên Xô năm 1954.</w:t>
+      </w:r>
+    </w:p>
+    <w:p>
+      <w:pPr>
+        <w:jc w:val="both"/>
+      </w:pPr>
+      <w:r>
+        <w:t>Cách kể cho khách Việt: biến nơi đây thành trò tương tác 'tìm nàng của bạn'. Mời khách đoán xem cô gái nào là nước nào qua trang phục — cô đội mũ lông là vùng lạnh, cô mặc áo thêu hoa là Trung Á, v.v. — rồi chốt bằng câu đố '16 hay 15?'. Với khách lớn tuổi từng học/sống thời bao cấp, chủ đề 'tình hữu nghị các dân tộc' rất gợi ký ức, nên để họ chia sẻ cảm xúc cũng là một phần hay của tour.</w:t>
+      </w:r>
+    </w:p>
+    <w:p>
+      <w:pPr>
+        <w:jc w:val="both"/>
+      </w:pPr>
+      <w:r>
+        <w:t>Mẹo thực hành: đài phun nước chỉ chạy vào mùa ấm (khoảng cuối xuân đến đầu thu) và đẹp nhất khi nắng chiếu lên lớp vàng lá; buổi tối có đèn. Muốn chụp toàn cảnh 16 tượng vây quanh bó lúa, đứng lùi ra rìa quảng trường và chụp ngang; muốn cận cảnh một 'nàng', canh lúc nước hạ để không bị màn nước che.</w:t>
+      </w:r>
+    </w:p>
+    <w:p>
+      <w:pPr>
+        <w:pStyle w:val="Heading1"/>
+      </w:pPr>
+      <w:r>
+        <w:rPr>
+          <w:color w:val="152C4E"/>
+        </w:rPr>
+        <w:t>Đài phun nước 'Bông hoa đá' (Kamenny tsvetok)</w:t>
+      </w:r>
+    </w:p>
+    <w:p>
+      <w:pPr>
+        <w:jc w:val="both"/>
+      </w:pPr>
+      <w:r>
+        <w:t>Cách đó không xa, phía trước pavilion Ukraine, là đài phun nước 'Bông hoa đá' (Фонтан «Каменный цветок»), cũng do kiến trúc sư Konstantin Topuridze thiết kế và khánh thành năm 1954. Đây được xem là đài phun nước có đèn màu và nhạc đầu tiên của Liên Xô — một kỳ công kỹ thuật thời đó. Tạo hình lấy cảm hứng từ truyện cổ vùng Ural 'Bông hoa đá' của nhà văn Pavel Bazhov, kể về người thợ chạm đá đi tìm vẻ đẹp tuyệt đối trong lòng núi.</w:t>
+      </w:r>
+    </w:p>
+    <w:p>
+      <w:pPr>
+        <w:jc w:val="both"/>
+      </w:pPr>
+      <w:r>
+        <w:t>Khác với vẻ trang nghiêm của đài Hữu nghị, 'Bông hoa đá' rực rỡ và ấm áp: bồn đài ốp khảm smalt và gốm nhiều màu lấp lánh, điểm những chùm 'trái cây' bằng đồng, đàn ngỗng và cá phun nước. Khi màn trình diễn đèn – nhạc bật lên vào buổi tối, cả 'bông hoa' như nở ra trong ánh sáng đổi màu — một cảnh rất được du khách yêu thích.</w:t>
+      </w:r>
+    </w:p>
+    <w:p>
+      <w:pPr>
+        <w:jc w:val="both"/>
+      </w:pPr>
+      <w:r>
+        <w:t>Cách kể cho khách Việt: dùng cặp đôi hai đài phun nước để tạo tương phản. Nếu 'Tình hữu nghị các dân tộc' là bản tuyên ngôn chính trị trang trọng, thì 'Bông hoa đá' là một câu chuyện cổ tích đầy màu sắc. Kể ngắn gọn cốt truyện của Bazhov (người thợ trẻ mê mải theo vẻ đẹp của bông hoa đá trong lòng núi) sẽ giúp khách nhìn đài phun nước bằng con mắt khác — không chỉ là nước và đèn, mà là một truyền thuyết được 'dựng' thành đài.</w:t>
+      </w:r>
+    </w:p>
+    <w:p>
+      <w:pPr>
+        <w:jc w:val="both"/>
+      </w:pPr>
+      <w:r>
+        <w:t>Mẹo thực hành: giống các đài khác, chỉ hoạt động mùa ấm; buổi tối có màn đèn – nhạc nên nếu đoàn ở lại muộn, đây là điểm 'chốt' đẹp. Ban ngày, lớp khảm nhiều màu vẫn lên hình tốt dưới nắng.</w:t>
+      </w:r>
+    </w:p>
+    <w:p>
+      <w:pPr>
+        <w:pStyle w:val="Heading1"/>
+      </w:pPr>
+      <w:r>
+        <w:rPr>
+          <w:color w:val="152C4E"/>
+        </w:rPr>
+        <w:t>Khu vũ trụ: Pavilion 'Kosmos', tên lửa Vostok và tàu con thoi Buran</w:t>
+      </w:r>
+    </w:p>
+    <w:p>
+      <w:pPr>
+        <w:jc w:val="both"/>
+      </w:pPr>
+      <w:r>
+        <w:t>Đi hết trục đài phun nước, khách sẽ tới cụm công trình gây choáng ngợp nhất về thị giác: Pavilion 'Kosmos' (Космос) với mái vòm kính khổng lồ, vốn dựng năm 1954 (ban đầu dành cho ngành cơ khí – chế tạo máy) rồi chuyển thành gian trưng bày Vũ trụ. Trước pavilion là mô hình tên lửa Vostok (Восток) dựng đứng vươn lên trời — chính là loại tên lửa đã đưa Yuri Gagarin, người đầu tiên bay vào vũ trụ, lên quỹ đạo năm 1961.</w:t>
+      </w:r>
+    </w:p>
+    <w:p>
+      <w:pPr>
+        <w:jc w:val="both"/>
+      </w:pPr>
+      <w:r>
+        <w:t>Gần đó là mô hình kích thước thật của tàu con thoi Buran (Буран) — chương trình tàu vũ trụ có thể tái sử dụng của Liên Xô, nay được cải tạo thành một không gian trưng bày tương tác về lịch sử ngành hàng không – vũ trụ. Cụm 'vũ trụ' này biến VDNKh thành một trong những nơi tốt nhất ở Moskva để kể câu chuyện Liên Xô từng dẫn đầu cuộc đua chinh phục không gian.</w:t>
+      </w:r>
+    </w:p>
+    <w:p>
+      <w:pPr>
+        <w:jc w:val="both"/>
+      </w:pPr>
+      <w:r>
+        <w:t>Lưu ý biên soạn: pavilion Kosmos, tên lửa Vostok, tàu Buran và cả thuỷ cung Moskvarium gần đó đều có tài liệu thuyết minh riêng chi tiết trong bộ cẩm nang này. Vì vậy, trong tài liệu về tổng thể VDNKh, hướng dẫn viên chỉ cần giới thiệu tổng quan và 'dẫn dắt' khách sang các điểm đó, tránh trùng lặp phần chi tiết từng hiện vật.</w:t>
+      </w:r>
+    </w:p>
+    <w:p>
+      <w:pPr>
+        <w:jc w:val="both"/>
+      </w:pPr>
+      <w:r>
+        <w:t>Cách kể cho khách Việt: đây là cao trào 'niềm tự hào' của tour. Đứng dưới chân tên lửa Vostok, nhắc rằng cùng dòng tên lửa này đã đưa con người đầu tiên rời Trái Đất — một thành tựu mà khách Việt thế hệ trước rất ngưỡng mộ. Sau đó dẫn sang Buran để nói về giấc mơ tàu con thoi. Nếu đoàn có trẻ em hoặc người mê khoa học, nên dành thời gian vào bên trong (mua vé riêng).</w:t>
+      </w:r>
+    </w:p>
+    <w:p>
+      <w:pPr>
+        <w:pStyle w:val="Heading1"/>
+      </w:pPr>
+      <w:r>
+        <w:rPr>
+          <w:color w:val="152C4E"/>
+        </w:rPr>
+        <w:t>Gợi ý lộ trình &amp; cách kể cho đoàn khách Việt</w:t>
+      </w:r>
+    </w:p>
+    <w:p>
+      <w:pPr>
+        <w:jc w:val="both"/>
+      </w:pPr>
+      <w:r>
+        <w:t>Lộ trình gọn theo trục chính: từ ga metro VDNKh (tuyến số 6, màu cam) đi tới Cổng Khải hoàn → đại lộ trung tâm → Pavilion số 1 → đài phun nước 'Tình hữu nghị các dân tộc' → đài 'Bông hoa đá' → cụm Kosmos với tên lửa Vostok và tàu Buran. Tượng 'Công nhân và Nữ nông trang' ở cổng bắc có thể ghép vào đầu hoặc cuối tuỳ hướng đi. Đi hết trục chính mất khoảng nửa ngày; muốn vào bảo tàng bên trong thì để trọn một ngày.</w:t>
+      </w:r>
+    </w:p>
+    <w:p>
+      <w:pPr>
+        <w:jc w:val="both"/>
+      </w:pPr>
+      <w:r>
+        <w:t>Sợi chỉ đỏ để kể xuyên suốt: VDNKh là 'giấc mơ Xô-viết' được vật chất hoá — mỗi công trình là một chương ca ngợi (nông nghiệp ở cổng, tình đoàn kết ở đài Hữu nghị, cổ tích dân gian ở Bông hoa đá, khát vọng chinh phục vũ trụ ở Kosmos). Bám theo mạch 'giấc mơ' đó, cả khu rộng mênh mông sẽ có một câu chuyện thống nhất thay vì rời rạc từng toà nhà.</w:t>
+      </w:r>
+    </w:p>
+    <w:p>
+      <w:pPr>
+        <w:jc w:val="both"/>
+      </w:pPr>
+      <w:r>
+        <w:t>Câu mở cho từng điểm: Cổng chính — 'bước vào giấc mơ Xô-viết'; tượng Mukhina — 'logo Mosfilm ngoài đời thực'; đài Hữu nghị — '16 nàng cho 16 nước cộng hoà, đố bạn tìm ra nước nào'; Bông hoa đá — 'đài phun nước cổ tích đầu tiên của Liên Xô'; Kosmos — 'nơi giấc mơ chạm tới các vì sao'. Những câu ngắn này giúp khách ghi nhớ và tạo mạch cảm xúc.</w:t>
+      </w:r>
+    </w:p>
+    <w:p>
+      <w:pPr>
+        <w:jc w:val="both"/>
+      </w:pPr>
+      <w:r>
+        <w:t>Lưu ý thực tế: khu cực rộng nên hãy cân nhắc thuê xe điện/xe đạp, đi giày êm và mang nước; các đài phun nước chỉ chạy mùa ấm và đẹp nhất buổi chiều muộn – tối; mùa đông khu vực này thành sân trượt băng ngoài trời lớn, cũng là một trải nghiệm riêng đáng nhắc cho khách đi vào mùa lạnh. Vé vào các bảo tàng chuyên đề (Kosmos, Buran, Moskvarium) mua riêng.</w:t>
+      </w:r>
+    </w:p>
+    <w:p>
+      <w:pPr>
+        <w:pStyle w:val="Heading1"/>
+      </w:pPr>
+      <w:r>
+        <w:rPr>
+          <w:color w:val="152C4E"/>
+        </w:rPr>
         <w:t>Hình ảnh (link chèn cho bản HTML)</w:t>
       </w:r>
     </w:p>
@@ -818,6 +1108,21 @@
       </w:r>
     </w:p>
     <w:p>
+      <w:r>
+        <w:rPr>
+          <w:sz w:val="22"/>
+        </w:rPr>
+        <w:t xml:space="preserve">• Russia Beyond — 16 statues of VDNKh's 'Friendship of Peoples' fountain explained — </w:t>
+      </w:r>
+      <w:r>
+        <w:rPr>
+          <w:color w:val="204A86"/>
+          <w:sz w:val="20"/>
+        </w:rPr>
+        <w:t>https://www.gw2ru.com/arts/1954-vdnkh-friendship-nation-fountain-statues</w:t>
+      </w:r>
+    </w:p>
+    <w:p>
       <w:pPr>
         <w:pStyle w:val="Heading2"/>
       </w:pPr>
@@ -885,11 +1190,47 @@
     <w:p>
       <w:r>
         <w:rPr>
+          <w:color w:val="5C6773"/>
+          <w:sz w:val="20"/>
+        </w:rPr>
+        <w:t>Wikipedia tiếng Anh — 'Exhibition of Achievements of National Economy': thành lập 1935 (VSKhV), mở 1/8/1939, mở lại sau chiến tranh 1954, đổi tên ВДНХ 1959, ВВЦ 1992, khôi phục tên 14/5/2014; diện tích 2.375.000 m² (lớn hơn Monaco), ~400 công trình; pavilion Vũ trụ, tên lửa Vostok và tàu Buran gần gian Kosmos.</w:t>
+      </w:r>
+    </w:p>
+    <w:p>
+      <w:r>
+        <w:rPr>
+          <w:color w:val="5C6773"/>
+          <w:sz w:val="20"/>
+        </w:rPr>
+        <w:t>Wikipedia tiếng Anh — 'Worker and Kolkhoz Woman': tác giả Vera Mukhina (ý tưởng KTS Boris Iofan), thép không gỉ, cao 24,5 m (tổng ~60 m với bệ), làm cho gian Liên Xô tại Hội chợ Paris 1937, búa &amp; liềm giơ cao, logo Mosfilm từ 1947, Giải thưởng Stalin 1941, tháo 2003 và dựng lại 12/2009 trên bệ–pavilion mới.</w:t>
+      </w:r>
+    </w:p>
+    <w:p>
+      <w:r>
+        <w:rPr>
+          <w:color w:val="5C6773"/>
+          <w:sz w:val="20"/>
+        </w:rPr>
+        <w:t>Russia Beyond (gw2ru.com) — bài về đài 'Tình hữu nghị các dân tộc': hoàn thành 1954, 16 tượng thiếu nữ đồng phủ vàng cao ~4 m cho 16 nước cộng hoà, bó lúa vàng trung tâm cao 7,5 m, KTS Konstantin Topuridze &amp; Grigory Konstantinovsky, xếp theo thứ tự ruy-băng trên quốc huy Liên Xô; Karelo-Finn là nước thứ 16 đến 1956.</w:t>
+      </w:r>
+    </w:p>
+    <w:p>
+      <w:r>
+        <w:rPr>
+          <w:color w:val="5C6773"/>
+          <w:sz w:val="20"/>
+        </w:rPr>
+        <w:t>Đài 'Bông hoa đá' — mô tả phổ biến: KTS Topuridze, khánh thành 1954, đài phun nước đèn màu–nhạc đầu tiên của Liên Xô, lấy cảm hứng từ truyện 'Bông hoa đá' (Каменный цветок) của Pavel Bazhov, đặt trước pavilion Ukraine (một số chi tiết trang trí nên đối chiếu thêm khi có điều kiện).</w:t>
+      </w:r>
+    </w:p>
+    <w:p>
+      <w:r>
+        <w:rPr>
           <w:i/>
           <w:color w:val="5C6773"/>
           <w:sz w:val="18"/>
         </w:rPr>
-        <w:t>Tài liệu nội bộ — không dùng cho mục đích public. Biên soạn nguyên gốc, có dẫn nguồn. Cập nhật 2026-08-11.</w:t>
+        <w:t>Tài liệu nội bộ — không dùng cho mục đích public. Biên soạn nguyên gốc, có dẫn nguồn. Cập nhật 2026-09-27.</w:t>
       </w:r>
     </w:p>
     <w:sectPr>
